--- a/EXPORTS/DOCX/published/niveau3/English/RijksmuseumAmsterdam.docx
+++ b/EXPORTS/DOCX/published/niveau3/English/RijksmuseumAmsterdam.docx
@@ -824,7 +824,7 @@
           <w:sz w:val="24"/>
           <w:u w:val="single"/>
         </w:rPr>
-        <w:hyperlink r:id="rId11" w:history="1">
+        <w:hyperlink r:id="rId12" w:history="1">
           <w:r>
             <w:rPr>
               <w:rStyle w:val="Hyperlink"/>
@@ -842,7 +842,7 @@
           <w:sz w:val="24"/>
           <w:u w:val="single"/>
         </w:rPr>
-        <w:hyperlink r:id="rId11" w:history="1">
+        <w:hyperlink r:id="rId12" w:history="1">
           <w:r>
             <w:rPr>
               <w:rStyle w:val="Hyperlink"/>
@@ -871,7 +871,7 @@
           <w:sz w:val="24"/>
           <w:u w:val="single"/>
         </w:rPr>
-        <w:hyperlink r:id="rId11" w:history="1">
+        <w:hyperlink r:id="rId12" w:history="1">
           <w:r>
             <w:rPr>
               <w:rStyle w:val="Hyperlink"/>
@@ -889,7 +889,7 @@
           <w:sz w:val="24"/>
           <w:u w:val="single"/>
         </w:rPr>
-        <w:hyperlink r:id="rId11" w:history="1">
+        <w:hyperlink r:id="rId12" w:history="1">
           <w:r>
             <w:rPr>
               <w:rStyle w:val="Hyperlink"/>
@@ -918,7 +918,7 @@
           <w:sz w:val="24"/>
           <w:u w:val="single"/>
         </w:rPr>
-        <w:hyperlink r:id="rId11" w:history="1">
+        <w:hyperlink r:id="rId12" w:history="1">
           <w:r>
             <w:rPr>
               <w:rStyle w:val="Hyperlink"/>
@@ -936,7 +936,7 @@
           <w:sz w:val="24"/>
           <w:u w:val="single"/>
         </w:rPr>
-        <w:hyperlink r:id="rId11" w:history="1">
+        <w:hyperlink r:id="rId12" w:history="1">
           <w:r>
             <w:rPr>
               <w:rStyle w:val="Hyperlink"/>
@@ -965,7 +965,7 @@
           <w:sz w:val="24"/>
           <w:u w:val="single"/>
         </w:rPr>
-        <w:hyperlink r:id="rId11" w:history="1">
+        <w:hyperlink r:id="rId12" w:history="1">
           <w:r>
             <w:rPr>
               <w:rStyle w:val="Hyperlink"/>

--- a/EXPORTS/DOCX/published/niveau3/English/RijksmuseumAmsterdam.docx
+++ b/EXPORTS/DOCX/published/niveau3/English/RijksmuseumAmsterdam.docx
@@ -558,7 +558,6 @@
       </w:r>
       <w:r>
         <w:rPr>
-          <w:u w:val="single" w:color="0000ff"/>
           <w:rFonts w:ascii="Charis SIL Regular" w:hAnsi="Charis SIL Regular" w:eastAsia="Charis SIL Regular"/>
           <w:b w:val="0"/>
           <w:i w:val="0"/>
@@ -583,7 +582,14 @@
           <w:sz w:val="24"/>
           <w:u w:val="single"/>
         </w:rPr>
-        <w:t>R</w:t>
+        <w:hyperlink r:id="rId11" w:history="1">
+          <w:r>
+            <w:rPr>
+              <w:rStyle w:val="Hyperlink"/>
+            </w:rPr>
+            <w:t>R</w:t>
+          </w:r>
+        </w:hyperlink>
       </w:r>
       <w:r>
         <w:rPr>
@@ -594,7 +600,7 @@
           <w:sz w:val="24"/>
           <w:u w:val="single"/>
         </w:rPr>
-        <w:hyperlink r:id="rId10" w:history="1">
+        <w:hyperlink r:id="rId11" w:history="1">
           <w:r>
             <w:rPr>
               <w:rStyle w:val="Hyperlink"/>
@@ -612,7 +618,7 @@
           <w:sz w:val="24"/>
           <w:u w:val="single"/>
         </w:rPr>
-        <w:hyperlink r:id="rId10" w:history="1">
+        <w:hyperlink r:id="rId11" w:history="1">
           <w:r>
             <w:rPr>
               <w:rStyle w:val="Hyperlink"/>
@@ -753,7 +759,6 @@
           <w:i w:val="0"/>
           <w:color w:val="0000FF"/>
           <w:sz w:val="24"/>
-          <w:u w:val="single"/>
         </w:rPr>
         <w:t>Royal Socie</w:t>
       </w:r>
@@ -824,7 +829,7 @@
           <w:sz w:val="24"/>
           <w:u w:val="single"/>
         </w:rPr>
-        <w:hyperlink r:id="rId12" w:history="1">
+        <w:hyperlink r:id="rId11" w:history="1">
           <w:r>
             <w:rPr>
               <w:rStyle w:val="Hyperlink"/>
@@ -842,7 +847,7 @@
           <w:sz w:val="24"/>
           <w:u w:val="single"/>
         </w:rPr>
-        <w:hyperlink r:id="rId12" w:history="1">
+        <w:hyperlink r:id="rId11" w:history="1">
           <w:r>
             <w:rPr>
               <w:rStyle w:val="Hyperlink"/>
@@ -871,7 +876,7 @@
           <w:sz w:val="24"/>
           <w:u w:val="single"/>
         </w:rPr>
-        <w:hyperlink r:id="rId12" w:history="1">
+        <w:hyperlink r:id="rId11" w:history="1">
           <w:r>
             <w:rPr>
               <w:rStyle w:val="Hyperlink"/>
@@ -889,7 +894,7 @@
           <w:sz w:val="24"/>
           <w:u w:val="single"/>
         </w:rPr>
-        <w:hyperlink r:id="rId12" w:history="1">
+        <w:hyperlink r:id="rId11" w:history="1">
           <w:r>
             <w:rPr>
               <w:rStyle w:val="Hyperlink"/>
@@ -918,7 +923,7 @@
           <w:sz w:val="24"/>
           <w:u w:val="single"/>
         </w:rPr>
-        <w:hyperlink r:id="rId12" w:history="1">
+        <w:hyperlink r:id="rId11" w:history="1">
           <w:r>
             <w:rPr>
               <w:rStyle w:val="Hyperlink"/>
@@ -936,7 +941,7 @@
           <w:sz w:val="24"/>
           <w:u w:val="single"/>
         </w:rPr>
-        <w:hyperlink r:id="rId12" w:history="1">
+        <w:hyperlink r:id="rId11" w:history="1">
           <w:r>
             <w:rPr>
               <w:rStyle w:val="Hyperlink"/>
@@ -965,7 +970,7 @@
           <w:sz w:val="24"/>
           <w:u w:val="single"/>
         </w:rPr>
-        <w:hyperlink r:id="rId12" w:history="1">
+        <w:hyperlink r:id="rId11" w:history="1">
           <w:r>
             <w:rPr>
               <w:rStyle w:val="Hyperlink"/>

--- a/EXPORTS/DOCX/published/niveau3/English/RijksmuseumAmsterdam.docx
+++ b/EXPORTS/DOCX/published/niveau3/English/RijksmuseumAmsterdam.docx
@@ -558,6 +558,7 @@
       </w:r>
       <w:r>
         <w:rPr>
+          <w:u w:val="single" w:color="0000ff"/>
           <w:rFonts w:ascii="Charis SIL Regular" w:hAnsi="Charis SIL Regular" w:eastAsia="Charis SIL Regular"/>
           <w:b w:val="0"/>
           <w:i w:val="0"/>
@@ -582,14 +583,7 @@
           <w:sz w:val="24"/>
           <w:u w:val="single"/>
         </w:rPr>
-        <w:hyperlink r:id="rId11" w:history="1">
-          <w:r>
-            <w:rPr>
-              <w:rStyle w:val="Hyperlink"/>
-            </w:rPr>
-            <w:t>R</w:t>
-          </w:r>
-        </w:hyperlink>
+        <w:t>R</w:t>
       </w:r>
       <w:r>
         <w:rPr>
@@ -600,7 +594,7 @@
           <w:sz w:val="24"/>
           <w:u w:val="single"/>
         </w:rPr>
-        <w:hyperlink r:id="rId11" w:history="1">
+        <w:hyperlink r:id="rId10" w:history="1">
           <w:r>
             <w:rPr>
               <w:rStyle w:val="Hyperlink"/>
@@ -618,7 +612,7 @@
           <w:sz w:val="24"/>
           <w:u w:val="single"/>
         </w:rPr>
-        <w:hyperlink r:id="rId11" w:history="1">
+        <w:hyperlink r:id="rId10" w:history="1">
           <w:r>
             <w:rPr>
               <w:rStyle w:val="Hyperlink"/>
